--- a/courses/03-introduction-to-machine-learning/13-model-training-evaluation-interpretation/Task sorting - answer.docx
+++ b/courses/03-introduction-to-machine-learning/13-model-training-evaluation-interpretation/Task sorting - answer.docx
@@ -39,6 +39,9 @@
         <w:spacing w:after="0"/>
         <w:ind w:firstLine="90"/>
         <w:jc w:val="both"/>
+        <w:rPr>
+          <w:lang w:val="en-US"/>
+        </w:rPr>
       </w:pPr>
       <w:r>
         <w:rPr>
@@ -219,6 +222,164 @@
           <w:lang w:val="en-US"/>
         </w:rPr>
         <w:t>Answer key (instructor): Parameters = w, b, neural-net weights (learned).  Hyperparameters = learning rate, epochs, tree depth, number of trees (set by you).</w:t>
+      </w:r>
+    </w:p>
+    <w:p>
+      <w:pPr>
+        <w:spacing w:after="0"/>
+        <w:ind w:firstLine="90"/>
+        <w:jc w:val="both"/>
+        <w:rPr>
+          <w:lang w:val="en-US"/>
+        </w:rPr>
+      </w:pPr>
+    </w:p>
+    <w:p>
+      <w:pPr>
+        <w:spacing w:after="0"/>
+        <w:ind w:firstLine="90"/>
+        <w:jc w:val="both"/>
+        <w:rPr>
+          <w:lang w:val="en-US"/>
+        </w:rPr>
+      </w:pPr>
+    </w:p>
+    <w:p>
+      <w:pPr>
+        <w:spacing w:after="0"/>
+        <w:ind w:firstLine="90"/>
+        <w:jc w:val="both"/>
+        <w:rPr>
+          <w:lang w:val="en-US"/>
+        </w:rPr>
+      </w:pPr>
+      <w:r>
+        <w:rPr>
+          <w:lang w:val="en-US"/>
+        </w:rPr>
+        <w:t>Q1. A student memorized every practice question word-for-word, but failed the real exam with new questions.</w:t>
+      </w:r>
+      <w:r>
+        <w:rPr>
+          <w:lang w:val="en-US"/>
+        </w:rPr>
+        <w:br/>
+        <w:t xml:space="preserve"> Is this overfitting or underfitting? Why?</w:t>
+      </w:r>
+    </w:p>
+    <w:p>
+      <w:pPr>
+        <w:spacing w:after="0"/>
+        <w:ind w:firstLine="90"/>
+        <w:jc w:val="both"/>
+        <w:rPr>
+          <w:lang w:val="en-US"/>
+        </w:rPr>
+      </w:pPr>
+      <w:r>
+        <w:rPr>
+          <w:lang w:val="en-US"/>
+        </w:rPr>
+        <w:t>Q2. A weather app says "it will be sunny" every single day, no matter what.</w:t>
+      </w:r>
+      <w:r>
+        <w:rPr>
+          <w:lang w:val="en-US"/>
+        </w:rPr>
+        <w:br/>
+        <w:t xml:space="preserve"> Is this overfitting or underfitting? Why?</w:t>
+      </w:r>
+    </w:p>
+    <w:p>
+      <w:pPr>
+        <w:spacing w:after="0"/>
+        <w:ind w:firstLine="90"/>
+        <w:jc w:val="both"/>
+        <w:rPr>
+          <w:lang w:val="en-US"/>
+        </w:rPr>
+      </w:pPr>
+      <w:r>
+        <w:rPr>
+          <w:lang w:val="en-US"/>
+        </w:rPr>
+        <w:t>Q3. A spam filter sometimes sends your important emails to the spam folder.</w:t>
+      </w:r>
+      <w:r>
+        <w:rPr>
+          <w:lang w:val="en-US"/>
+        </w:rPr>
+        <w:br/>
+        <w:t xml:space="preserve"> Should we improve its precision or its recall? Why?</w:t>
+      </w:r>
+    </w:p>
+    <w:p>
+      <w:pPr>
+        <w:spacing w:after="0"/>
+        <w:ind w:firstLine="90"/>
+        <w:jc w:val="both"/>
+        <w:rPr>
+          <w:lang w:val="en-US"/>
+        </w:rPr>
+      </w:pPr>
+      <w:r>
+        <w:rPr>
+          <w:lang w:val="en-US"/>
+        </w:rPr>
+        <w:t>Q4. A cancer test sometimes tells sick people they are healthy.</w:t>
+      </w:r>
+      <w:r>
+        <w:rPr>
+          <w:lang w:val="en-US"/>
+        </w:rPr>
+        <w:br/>
+        <w:t xml:space="preserve"> Should we improve its precision or its recall? Why?</w:t>
+      </w:r>
+    </w:p>
+    <w:p>
+      <w:pPr>
+        <w:spacing w:after="0"/>
+        <w:ind w:firstLine="90"/>
+        <w:jc w:val="both"/>
+        <w:rPr>
+          <w:lang w:val="en-US"/>
+        </w:rPr>
+      </w:pPr>
+      <w:r>
+        <w:rPr>
+          <w:lang w:val="en-US"/>
+        </w:rPr>
+        <w:t>Q5. You choose "the model should train for 100 rounds."</w:t>
+      </w:r>
+      <w:r>
+        <w:rPr>
+          <w:lang w:val="en-US"/>
+        </w:rPr>
+        <w:br/>
+        <w:t xml:space="preserve"> Is 100 a parameter or a hyperparameter? Why?</w:t>
+      </w:r>
+    </w:p>
+    <w:p>
+      <w:pPr>
+        <w:spacing w:after="0"/>
+        <w:ind w:firstLine="90"/>
+        <w:jc w:val="both"/>
+        <w:rPr>
+          <w:lang w:val="en-US"/>
+        </w:rPr>
+      </w:pPr>
+      <w:r>
+        <w:rPr>
+          <w:lang w:val="en-US"/>
+        </w:rPr>
+        <w:t>Q6. A bank's AI rejected someone's loan, and the customer asks "Why was I rejected?"</w:t>
+      </w:r>
+      <w:r>
+        <w:rPr>
+          <w:lang w:val="en-US"/>
+        </w:rPr>
+        <w:br/>
+        <w:t xml:space="preserve"> Which tool helps explain the decision — SHAP or accuracy? Why?</w:t>
       </w:r>
     </w:p>
     <w:p>
